--- a/klagomål/A 33601-2026 FSC-klagomål.docx
+++ b/klagomål/A 33601-2026 FSC-klagomål.docx
@@ -1172,7 +1172,7 @@
     <w:r>
       <w:tab/>
       <w:tab/>
-      <w:t>2026-09-21</w:t>
+      <w:t>2026-09-23</w:t>
       <w:br/>
       <w:br/>
     </w:r>

--- a/klagomål/A 33601-2026 FSC-klagomål.docx
+++ b/klagomål/A 33601-2026 FSC-klagomål.docx
@@ -1172,7 +1172,7 @@
     <w:r>
       <w:tab/>
       <w:tab/>
-      <w:t>2026-09-23</w:t>
+      <w:t>2026-09-24</w:t>
       <w:br/>
       <w:br/>
     </w:r>

--- a/klagomål/A 33601-2026 FSC-klagomål.docx
+++ b/klagomål/A 33601-2026 FSC-klagomål.docx
@@ -1172,7 +1172,7 @@
     <w:r>
       <w:tab/>
       <w:tab/>
-      <w:t>2026-09-24</w:t>
+      <w:t>2026-09-25</w:t>
       <w:br/>
       <w:br/>
     </w:r>

--- a/klagomål/A 33601-2026 FSC-klagomål.docx
+++ b/klagomål/A 33601-2026 FSC-klagomål.docx
@@ -178,7 +178,7 @@
       <w:r>
         <w:drawing>
           <wp:inline xmlns:a="http://schemas.openxmlformats.org/drawingml/2006/main" xmlns:pic="http://schemas.openxmlformats.org/drawingml/2006/picture">
-            <wp:extent cx="5486400" cy="5443377"/>
+            <wp:extent cx="5486400" cy="5063566"/>
             <wp:docPr id="1" name="Picture 1"/>
             <wp:cNvGraphicFramePr>
               <a:graphicFrameLocks noChangeAspect="1"/>
@@ -199,7 +199,7 @@
                   <pic:spPr>
                     <a:xfrm>
                       <a:off x="0" y="0"/>
-                      <a:ext cx="5486400" cy="5443377"/>
+                      <a:ext cx="5486400" cy="5063566"/>
                     </a:xfrm>
                     <a:prstGeom prst="rect"/>
                   </pic:spPr>
@@ -221,7 +221,7 @@
     </w:p>
     <w:p>
       <w:r>
-        <w:t>I avverkningsanmälan finns fynd av 3 naturvårdsarter, varav 2 är rödlistade, 2 är fridlysta och 3 är typiska (T): knärot (VU, T, §8), ullticka (NT, T) och spillkråka (T, §4). Se Figur 1.</w:t>
+        <w:t>I avverkningsanmälan finns fynd av 4 naturvårdsarter, varav 3 är rödlistade, 3 är fridlysta och 4 är typiska (T): knärot (VU, T, §8), tretåig hackspett (NT, T, §4), ullticka (NT, T) och spillkråka (T, §4). Se Figur 1.</w:t>
       </w:r>
     </w:p>
     <w:p>
@@ -352,6 +352,35 @@
         <w:rPr>
           <w:b/>
         </w:rPr>
+        <w:t>Tretåig hackspett (NT, §4)</w:t>
+      </w:r>
+      <w:r>
+        <w:t xml:space="preserve"> är rödlistad som nära hotad och ingår i bilaga 1 i EU:s fågeldirektiv. Tretåig hackspett är för sin överlevnad beroende av kontinuerlig tillförsel av äldre döende och död ved, som sker genom naturliga självgallringsprocesser i äldre grannaturskogar och barrblandade naturskogar. Om en skog genom skogsbruk gallras eller glesas ur så upphör och uteblir i stort sett den naturliga självgallringsprocessen för mycket lång tid framöver vilket omöjliggör upprätthållandet av den kontinuerliga ekologiska funktionen i ett område. Det finns studier som visar att naturskogens självgallringsprocess som den tretåiga hackspetten är beroende av, inte kan ersättas med efterlämnad hänsyn i skogsbruket (Imbeau &amp; Desrochers, 2002). Storleken på häckningsreviret varierar med skogstypen, förekomsten av död ved och graden av fragmentering, men är i allmänhet i storleksordningen 25–100 hektar. Vintertid krävs ofta betydligt större områden och det finns studier som antyder att arten behöver minst 100 hektar äldre skog. I områden med låg bonitet kan det behövas över 200 hektar lämpligt habitat för att ett par ska kunna reproducera sig. Områden med dokumenterad permanent förekomst i naturskogsmiljöer har vanligen så stora naturvärden att skogsbruk är olämpligt. Tretåig hackspett är typisk art för </w:t>
+      </w:r>
+      <w:r>
+        <w:rPr>
+          <w:i/>
+        </w:rPr>
+        <w:t xml:space="preserve">9010 Taiga, 9740 Skogsbevuxen myr, 9030 Landhöjningsskog </w:t>
+      </w:r>
+      <w:r>
+        <w:t xml:space="preserve">och </w:t>
+      </w:r>
+      <w:r>
+        <w:rPr>
+          <w:i/>
+        </w:rPr>
+        <w:t>9040 Fjällbjörkskog</w:t>
+      </w:r>
+      <w:r>
+        <w:t xml:space="preserve"> (Skogsstyrelsen, 2016; SLU Artdatabanken, 2024).</w:t>
+      </w:r>
+    </w:p>
+    <w:p>
+      <w:r>
+        <w:rPr>
+          <w:b/>
+        </w:rPr>
         <w:t>Ullticka (NT)</w:t>
       </w:r>
       <w:r>
@@ -538,7 +567,7 @@
         <w:rPr>
           <w:i/>
         </w:rPr>
-        <w:t>I det avverkningsanmälda skogsområdet har 3 naturvårdsarter varav 2 rödlistade arter sina livsmiljöer och växtplatser.</w:t>
+        <w:t>I det avverkningsanmälda skogsområdet har 4 naturvårdsarter varav 3 rödlistade arter sina livsmiljöer och växtplatser.</w:t>
       </w:r>
     </w:p>
     <w:p>
@@ -970,6 +999,207 @@
       </w:r>
       <w:r>
         <w:t>SLU Artdatabanken, Uppsala.</w:t>
+      </w:r>
+    </w:p>
+    <w:p>
+      <w:pPr>
+        <w:pStyle w:val="Heading1"/>
+      </w:pPr>
+      <w:r>
+        <w:t>Tretåig hackspett – ekologi samt krav på livsmiljön</w:t>
+      </w:r>
+    </w:p>
+    <w:p>
+      <w:r>
+        <w:t xml:space="preserve">Tretåig hackspett (NT) är fridlyst enligt §4 Artskyddsförordningen och finns med som prioriterad art i Skogsstyrelsen vägledning för skogsbruket (bilaga 4 till SVL). I vägledningen står bland annat att: </w:t>
+      </w:r>
+      <w:r>
+        <w:rPr>
+          <w:i/>
+        </w:rPr>
+        <w:t xml:space="preserve">“Tretåig hackspett har stora arealkrav och höga krav på sin livsmiljö. Omdaningen av naturskogar till kulturskogar medför en förlust av viktiga miljöer, något som förstärks av ökad fragmentering till följd av avverkningar.” </w:t>
+      </w:r>
+      <w:r>
+        <w:t xml:space="preserve">Vidare att: </w:t>
+      </w:r>
+      <w:r>
+        <w:rPr>
+          <w:i/>
+        </w:rPr>
+        <w:t>“Områden med dokumenterad permanent förekomst i naturskogsmiljöer har vanligen så stora naturvärden att skogsbruk är olämpligt”</w:t>
+      </w:r>
+      <w:r>
+        <w:t xml:space="preserve"> (SLU Artdatabanken, 2024; Skogsstyrelsen, 2016)</w:t>
+      </w:r>
+      <w:r>
+        <w:rPr>
+          <w:i/>
+        </w:rPr>
+        <w:t>.</w:t>
+      </w:r>
+    </w:p>
+    <w:p>
+      <w:r>
+        <w:t>Tretåig hackspett är beroende av större sammanhängande naturskogar med kontinuerlig tillgång och nybildning av död ved och fragmentering av livsmiljöerna utgör ett stort hot mot arten (se exempelvis Stachura-Skierczynska et al., 2009; Wesolowski et al., 2005; Butler et al., 2004; Pakkala et al., 2002; Amcoff et al., 1996; Virkkala, 1991). Det finns studier som visar att naturskogens självgallringsprocess som den tretåiga hackspetten är beroende av, inte kan ersättas med efterlämnad hänsyn i skogsbruket (Imbeau &amp; Desrochers, 2002).</w:t>
+      </w:r>
+    </w:p>
+    <w:p>
+      <w:r>
+        <w:t>Permanenta revir av tretåig hackspett karaktäriseras ofta av artens typiska ringformigt ordnade hackmärken på framför allt gamla granar. För att säkerställa att inte revir av tretåig hackspett drabbas av avverkningsplanerna bör en inventering göras i området både under häckningstid och under vintern, då arten utnyttjar betydligt större områden än under sommarens häckningsrevir. Storleken på häckningsreviret varierar med skogstypen, förekomsten av död ved och graden av fragmentering, men är i allmänhet i storleksordningen 25–100 hektar (SLU Artdatabanken, 2024; Skogsstyrelsen, 2016).</w:t>
+      </w:r>
+    </w:p>
+    <w:p>
+      <w:r>
+        <w:t xml:space="preserve">Förutom fridlysning enligt §4 Artskyddsförordningen är tretåig hackspett även förtecknad i EU:s fågeldirektiv bilaga 1. Den är typisk art för </w:t>
+      </w:r>
+      <w:r>
+        <w:rPr>
+          <w:i/>
+        </w:rPr>
+        <w:t xml:space="preserve">9010 Taiga, 9740 Skogsbevuxen myr, 9030 Landhöjningsskog </w:t>
+      </w:r>
+      <w:r>
+        <w:t xml:space="preserve">och </w:t>
+      </w:r>
+      <w:r>
+        <w:rPr>
+          <w:i/>
+        </w:rPr>
+        <w:t>9040 Fjällbjörkskog</w:t>
+      </w:r>
+      <w:r>
+        <w:t xml:space="preserve"> samt ingår i Natura 2000 och är förtecknad i Bernkonventionen bilaga II (strikt skyddade djurarter) (SLU Artdatabanken, 2024; Skogsstyrelsen, 2016).</w:t>
+      </w:r>
+    </w:p>
+    <w:p>
+      <w:pPr>
+        <w:pStyle w:val="Heading2"/>
+      </w:pPr>
+      <w:r>
+        <w:t>Referenser – tretåig hackspett</w:t>
+      </w:r>
+    </w:p>
+    <w:p>
+      <w:r>
+        <w:t xml:space="preserve">Amcoff, M. &amp; Eriksson, P. 1996. </w:t>
+      </w:r>
+      <w:r>
+        <w:rPr>
+          <w:i/>
+        </w:rPr>
+        <w:t xml:space="preserve">Förekomst av tretåig hackspett Picoides tridactylus på bestånds- och landskapsnivå. </w:t>
+      </w:r>
+      <w:r>
+        <w:t>Ornis Svecica 6: 107–119.</w:t>
+      </w:r>
+    </w:p>
+    <w:p>
+      <w:r>
+        <w:t xml:space="preserve">Butler, R., Angelstam, P., Ekelund, P. &amp; Schlaeffer, R. 2004. </w:t>
+      </w:r>
+      <w:r>
+        <w:rPr>
+          <w:i/>
+        </w:rPr>
+        <w:t xml:space="preserve">Dead wood threshold values for the three-toed woodpecker presence in boreal and sub-Alpine forest. </w:t>
+      </w:r>
+      <w:r>
+        <w:t>Biological conservation 119(3): 305–318.</w:t>
+      </w:r>
+    </w:p>
+    <w:p>
+      <w:r>
+        <w:t xml:space="preserve">Imbeau, L. &amp; Desrochers, A. 2002. </w:t>
+      </w:r>
+      <w:r>
+        <w:rPr>
+          <w:i/>
+        </w:rPr>
+        <w:t xml:space="preserve">Foraging Ecology and Use of Drumming Trees by Three-Toed Woodpeckers. </w:t>
+      </w:r>
+      <w:r>
+        <w:t>The Journal of Wildlife Management. Vol. 66, No. 1 (Jan., 2002), pp. 222–231.</w:t>
+      </w:r>
+    </w:p>
+    <w:p>
+      <w:r>
+        <w:t xml:space="preserve">Pakkala, T., Hanski, I. &amp; Tomppo, E. 2002. </w:t>
+      </w:r>
+      <w:r>
+        <w:rPr>
+          <w:i/>
+        </w:rPr>
+        <w:t xml:space="preserve">Spatial ecology of the three-toed woodpecker in managed forest landscapes. </w:t>
+      </w:r>
+      <w:r>
+        <w:t>Silva Fennica 36(1): 279–288.</w:t>
+      </w:r>
+    </w:p>
+    <w:p>
+      <w:r>
+        <w:t xml:space="preserve">Skogsstyrelsen, 2016. </w:t>
+      </w:r>
+      <w:r>
+        <w:rPr>
+          <w:i/>
+        </w:rPr>
+        <w:t>Vägledning för hänsyn till fåglar – Tretåig hackspett.</w:t>
+      </w:r>
+    </w:p>
+    <w:p>
+      <w:r>
+        <w:t xml:space="preserve">SLU Artdatabanken, 2024. </w:t>
+      </w:r>
+      <w:r>
+        <w:rPr>
+          <w:i/>
+        </w:rPr>
+        <w:t xml:space="preserve">Artfaktablad. Naturvård – artfakta. </w:t>
+      </w:r>
+      <w:r>
+        <w:t>SLU Artdatabanken, Uppsala.</w:t>
+      </w:r>
+    </w:p>
+    <w:p>
+      <w:r>
+        <w:t xml:space="preserve">Stachura-Skierczynska, K., Tumiel, T. &amp; Skierczynski, M. 2009. </w:t>
+      </w:r>
+      <w:r>
+        <w:rPr>
+          <w:i/>
+        </w:rPr>
+        <w:t xml:space="preserve">Habitat prediction model for three-toed woodpecker and its implications for the conservation of biologically valuable forests. </w:t>
+      </w:r>
+      <w:r>
+        <w:t>Forest Ecology and Management 258(5): 697–703.</w:t>
+      </w:r>
+    </w:p>
+    <w:p>
+      <w:r>
+        <w:t xml:space="preserve">Virkkala, R. 1991. </w:t>
+      </w:r>
+      <w:r>
+        <w:rPr>
+          <w:i/>
+        </w:rPr>
+        <w:t xml:space="preserve">Population trends of forest birds in a Finnish Lapland landscape of large habitat blocks – Consequences of stochastic environmental variation or regional habitat alteration. </w:t>
+      </w:r>
+      <w:r>
+        <w:t>Biological conservation 56(2): 223–240.</w:t>
+      </w:r>
+    </w:p>
+    <w:p>
+      <w:r>
+        <w:t xml:space="preserve">Wesolowski, T., Czeszczewik, D. &amp; Rowinski, P. 2005. </w:t>
+      </w:r>
+      <w:r>
+        <w:rPr>
+          <w:i/>
+        </w:rPr>
+        <w:t xml:space="preserve">Effects of forest management on Three-toed Woodpecker Picoides tridactylus distribution in the Bialowieza Forest (NE Poland): conservation implications. </w:t>
+      </w:r>
+      <w:r>
+        <w:t>Acta Ornithologica 40(1): 53–60.</w:t>
       </w:r>
     </w:p>
     <w:p>
@@ -1172,7 +1402,7 @@
     <w:r>
       <w:tab/>
       <w:tab/>
-      <w:t>2026-09-25</w:t>
+      <w:t>2026-09-26</w:t>
       <w:br/>
       <w:br/>
     </w:r>

--- a/klagomål/A 33601-2026 FSC-klagomål.docx
+++ b/klagomål/A 33601-2026 FSC-klagomål.docx
@@ -1402,7 +1402,7 @@
     <w:r>
       <w:tab/>
       <w:tab/>
-      <w:t>2026-09-26</w:t>
+      <w:t>2026-09-27</w:t>
       <w:br/>
       <w:br/>
     </w:r>

--- a/klagomål/A 33601-2026 FSC-klagomål.docx
+++ b/klagomål/A 33601-2026 FSC-klagomål.docx
@@ -1402,7 +1402,7 @@
     <w:r>
       <w:tab/>
       <w:tab/>
-      <w:t>2026-09-27</w:t>
+      <w:t>2026-09-28</w:t>
       <w:br/>
       <w:br/>
     </w:r>

--- a/klagomål/A 33601-2026 FSC-klagomål.docx
+++ b/klagomål/A 33601-2026 FSC-klagomål.docx
@@ -216,12 +216,12 @@
         <w:spacing w:after="240"/>
       </w:pPr>
       <w:r>
-        <w:t>Figur 1. Fyndplatser för naturvårdsarter i avverkningsanmälan. Markörer utan svart kant är placerade på fyndplatsen. Markörer med svart kant är placerade vid sidan av fyndplatsen och har ett svart streck som visar fyndplatsens exakta position. Kartans mittpunktskoordinat är N 7180861, E 756444 i SWEREF 99 TM.</w:t>
+        <w:t>Figur 1. Fyndplatser för naturvårdsarter i och inom 22 meter från avverkningsanmälan. Markörer utan svart kant är placerade på fyndplatsen. Markörer med svart kant är placerade vid sidan av fyndplatsen och har ett svart streck som visar fyndplatsens exakta position. Kartans mittpunktskoordinat är N 7180861, E 756444 i SWEREF 99 TM.</w:t>
       </w:r>
     </w:p>
     <w:p>
       <w:r>
-        <w:t>I avverkningsanmälan finns fynd av 4 naturvårdsarter, varav 3 är rödlistade, 3 är fridlysta och 4 är typiska (T): knärot (VU, T, §8), tretåig hackspett (NT, T, §4), ullticka (NT, T) och spillkråka (T, §4). Se Figur 1.</w:t>
+        <w:t>I och inom 22 meter från avverkningsanmälan finns fynd av 6 naturvårdsarter, varav 5 är rödlistade, 3 är fridlysta och 6 är typiska (T): garnlav (VU, T), knärot (VU, T, §8), gammelgransskål (NT, T), tretåig hackspett (NT, T, §4), ullticka (NT, T) och spillkråka (T, §4). Se Figur 1.</w:t>
       </w:r>
     </w:p>
     <w:p>
@@ -252,10 +252,10 @@
         <w:rPr>
           <w:b/>
         </w:rPr>
-        <w:t>Knärot (VU, §8)</w:t>
-      </w:r>
-      <w:r>
-        <w:t xml:space="preserve"> är typisk art för </w:t>
+        <w:t>Garnlav (VU)</w:t>
+      </w:r>
+      <w:r>
+        <w:t xml:space="preserve"> är en utpräglad barrskogsart som ibland kan drapera träden i norrländska grannaturskogar med hög luftfuktighet. Den förekommer även i talldominerade bestånd där den, förutom i trädens grenverk, påträffas hängande över ojämnheter i tallbarken. Arten har minskat starkt i södra och mellersta Sverige och den minskar även i sitt nordliga utbredningsområde. Minskningstakten uppgår till 30 (20–50) % inom 50 år och överstiger gränsvärdet för Sårbar (VU). Orsaken till tillbakagången beror främst på slutavverkningar av naturskogsartade skogar. Bestånd med riklig förekomst bör regelmässigt sparas, vilket även gynnar flera andra sällsynta och rödlistade arter. Garnlav är värdväxt för den mycket sällsynta och akut hotade fjärilen barrskogslavfly (CR) som hör hemma i boreala barrskogar med riklig förekomst av värdväxten. Tidigare kunde arten konstateras årligen på flera platser vid Dala-Floda i Dalarna innan lokalerna kalavverkades. Senaste fyndet i landet av barrskogslavfly är från år 2000 då den påträffades vid Högberget i Sollefteå kommun. Garnlav är typisk art för </w:t>
       </w:r>
       <w:r>
         <w:rPr>
@@ -270,6 +270,35 @@
         <w:rPr>
           <w:i/>
         </w:rPr>
+        <w:t xml:space="preserve"> 9070 Trädklädd betesmark</w:t>
+      </w:r>
+      <w:r>
+        <w:t xml:space="preserve"> (SLU Artdatabanken, 2026).</w:t>
+      </w:r>
+    </w:p>
+    <w:p>
+      <w:r>
+        <w:rPr>
+          <w:b/>
+        </w:rPr>
+        <w:t>Knärot (VU, §8)</w:t>
+      </w:r>
+      <w:r>
+        <w:t xml:space="preserve"> är typisk art för </w:t>
+      </w:r>
+      <w:r>
+        <w:rPr>
+          <w:i/>
+        </w:rPr>
+        <w:t xml:space="preserve">9010 Taiga </w:t>
+      </w:r>
+      <w:r>
+        <w:t>och</w:t>
+      </w:r>
+      <w:r>
+        <w:rPr>
+          <w:i/>
+        </w:rPr>
         <w:t xml:space="preserve"> 9050 Näringsrik granskog</w:t>
       </w:r>
       <w:r>
@@ -296,7 +325,7 @@
     </w:p>
     <w:p>
       <w:r>
-        <w:t>I det avverkningsanmälda området finns 1 fyndplatser för knärot registrerade på Artportalen. Figur 2 visar gränserna för buffertzoner på 50 m, som behöver lämnas kring fyndplatserna för att knärotslokalerna inte ska försvinna vid en avverkning. Av det avverkningsanmälda området överlappar 0.23 ha med buffertzonerna och får av detta skäl inte avverkas.</w:t>
+        <w:t>I det avverkningsanmälda området finns 2 fyndplatser för knärot registrerade på Artportalen. Figur 2 visar gränserna för buffertzoner på 50 m, som behöver lämnas kring fyndplatserna för att knärotslokalerna inte ska försvinna vid en avverkning. Av det avverkningsanmälda området överlappar 0.26 ha med buffertzonerna och får av detta skäl inte avverkas.</w:t>
       </w:r>
     </w:p>
     <w:p>
@@ -352,6 +381,26 @@
         <w:rPr>
           <w:b/>
         </w:rPr>
+        <w:t>Gammelgransskål (NT)</w:t>
+      </w:r>
+      <w:r>
+        <w:t xml:space="preserve"> är en liten skålsvamp som växer på gamla granar med skrovlig bark. Typiska växtplatser är gransumpskog i myrkanter, bäckdråg, bäckraviner och skuggiga bergssluttningar, men också skog på torrare mark kan hysa arten om beståndet har stark naturskogskaraktär. Bestånd med arten bör behandlas som nyckelbiotoper och sparas vid en slutavverkning. Även gallring bör undvikas. Gammelgransskål är typisk art för </w:t>
+      </w:r>
+      <w:r>
+        <w:rPr>
+          <w:i/>
+        </w:rPr>
+        <w:t>9010 Taiga</w:t>
+      </w:r>
+      <w:r>
+        <w:t xml:space="preserve"> (SLU Artdatabanken, 2024; Nitare &amp; Skogsstyrelsen, 2019).</w:t>
+      </w:r>
+    </w:p>
+    <w:p>
+      <w:r>
+        <w:rPr>
+          <w:b/>
+        </w:rPr>
         <w:t>Tretåig hackspett (NT, §4)</w:t>
       </w:r>
       <w:r>
@@ -567,7 +616,7 @@
         <w:rPr>
           <w:i/>
         </w:rPr>
-        <w:t>I det avverkningsanmälda skogsområdet har 4 naturvårdsarter varav 3 rödlistade arter sina livsmiljöer och växtplatser.</w:t>
+        <w:t>I det avverkningsanmälda skogsområdet har 6 naturvårdsarter varav 5 rödlistade arter sina livsmiljöer och växtplatser.</w:t>
       </w:r>
     </w:p>
     <w:p>
@@ -1402,7 +1451,7 @@
     <w:r>
       <w:tab/>
       <w:tab/>
-      <w:t>2026-09-28</w:t>
+      <w:t>2026-09-29</w:t>
       <w:br/>
       <w:br/>
     </w:r>

--- a/klagomål/A 33601-2026 FSC-klagomål.docx
+++ b/klagomål/A 33601-2026 FSC-klagomål.docx
@@ -1451,7 +1451,7 @@
     <w:r>
       <w:tab/>
       <w:tab/>
-      <w:t>2026-09-29</w:t>
+      <w:t>2026-09-30</w:t>
       <w:br/>
       <w:br/>
     </w:r>

--- a/klagomål/A 33601-2026 FSC-klagomål.docx
+++ b/klagomål/A 33601-2026 FSC-klagomål.docx
@@ -1451,7 +1451,7 @@
     <w:r>
       <w:tab/>
       <w:tab/>
-      <w:t>2026-09-30</w:t>
+      <w:t>2026-10-01</w:t>
       <w:br/>
       <w:br/>
     </w:r>

--- a/klagomål/A 33601-2026 FSC-klagomål.docx
+++ b/klagomål/A 33601-2026 FSC-klagomål.docx
@@ -1451,7 +1451,7 @@
     <w:r>
       <w:tab/>
       <w:tab/>
-      <w:t>2026-10-01</w:t>
+      <w:t>2026-10-02</w:t>
       <w:br/>
       <w:br/>
     </w:r>

--- a/klagomål/A 33601-2026 FSC-klagomål.docx
+++ b/klagomål/A 33601-2026 FSC-klagomål.docx
@@ -1451,7 +1451,7 @@
     <w:r>
       <w:tab/>
       <w:tab/>
-      <w:t>2026-10-02</w:t>
+      <w:t>2026-10-03</w:t>
       <w:br/>
       <w:br/>
     </w:r>

--- a/klagomål/A 33601-2026 FSC-klagomål.docx
+++ b/klagomål/A 33601-2026 FSC-klagomål.docx
@@ -1451,7 +1451,7 @@
     <w:r>
       <w:tab/>
       <w:tab/>
-      <w:t>2026-10-03</w:t>
+      <w:t>2026-10-04</w:t>
       <w:br/>
       <w:br/>
     </w:r>

--- a/klagomål/A 33601-2026 FSC-klagomål.docx
+++ b/klagomål/A 33601-2026 FSC-klagomål.docx
@@ -1451,7 +1451,7 @@
     <w:r>
       <w:tab/>
       <w:tab/>
-      <w:t>2026-10-04</w:t>
+      <w:t>2026-10-05</w:t>
       <w:br/>
       <w:br/>
     </w:r>

--- a/klagomål/A 33601-2026 FSC-klagomål.docx
+++ b/klagomål/A 33601-2026 FSC-klagomål.docx
@@ -1451,7 +1451,7 @@
     <w:r>
       <w:tab/>
       <w:tab/>
-      <w:t>2026-10-05</w:t>
+      <w:t>2026-10-06</w:t>
       <w:br/>
       <w:br/>
     </w:r>

--- a/klagomål/A 33601-2026 FSC-klagomål.docx
+++ b/klagomål/A 33601-2026 FSC-klagomål.docx
@@ -1451,7 +1451,7 @@
     <w:r>
       <w:tab/>
       <w:tab/>
-      <w:t>2026-10-06</w:t>
+      <w:t>2026-10-07</w:t>
       <w:br/>
       <w:br/>
     </w:r>

--- a/klagomål/A 33601-2026 FSC-klagomål.docx
+++ b/klagomål/A 33601-2026 FSC-klagomål.docx
@@ -1451,7 +1451,7 @@
     <w:r>
       <w:tab/>
       <w:tab/>
-      <w:t>2026-10-07</w:t>
+      <w:t>2026-10-08</w:t>
       <w:br/>
       <w:br/>
     </w:r>

--- a/klagomål/A 33601-2026 FSC-klagomål.docx
+++ b/klagomål/A 33601-2026 FSC-klagomål.docx
@@ -1451,7 +1451,7 @@
     <w:r>
       <w:tab/>
       <w:tab/>
-      <w:t>2026-10-08</w:t>
+      <w:t>2026-10-09</w:t>
       <w:br/>
       <w:br/>
     </w:r>

--- a/klagomål/A 33601-2026 FSC-klagomål.docx
+++ b/klagomål/A 33601-2026 FSC-klagomål.docx
@@ -1451,7 +1451,7 @@
     <w:r>
       <w:tab/>
       <w:tab/>
-      <w:t>2026-10-09</w:t>
+      <w:t>2026-10-10</w:t>
       <w:br/>
       <w:br/>
     </w:r>

--- a/klagomål/A 33601-2026 FSC-klagomål.docx
+++ b/klagomål/A 33601-2026 FSC-klagomål.docx
@@ -1451,7 +1451,7 @@
     <w:r>
       <w:tab/>
       <w:tab/>
-      <w:t>2026-10-10</w:t>
+      <w:t>2026-10-11</w:t>
       <w:br/>
       <w:br/>
     </w:r>

--- a/klagomål/A 33601-2026 FSC-klagomål.docx
+++ b/klagomål/A 33601-2026 FSC-klagomål.docx
@@ -1451,7 +1451,7 @@
     <w:r>
       <w:tab/>
       <w:tab/>
-      <w:t>2026-10-11</w:t>
+      <w:t>2026-10-12</w:t>
       <w:br/>
       <w:br/>
     </w:r>

--- a/klagomål/A 33601-2026 FSC-klagomål.docx
+++ b/klagomål/A 33601-2026 FSC-klagomål.docx
@@ -1451,7 +1451,7 @@
     <w:r>
       <w:tab/>
       <w:tab/>
-      <w:t>2026-10-12</w:t>
+      <w:t>2026-10-13</w:t>
       <w:br/>
       <w:br/>
     </w:r>

--- a/klagomål/A 33601-2026 FSC-klagomål.docx
+++ b/klagomål/A 33601-2026 FSC-klagomål.docx
@@ -1451,7 +1451,7 @@
     <w:r>
       <w:tab/>
       <w:tab/>
-      <w:t>2026-10-13</w:t>
+      <w:t>2026-10-14</w:t>
       <w:br/>
       <w:br/>
     </w:r>

--- a/klagomål/A 33601-2026 FSC-klagomål.docx
+++ b/klagomål/A 33601-2026 FSC-klagomål.docx
@@ -1451,7 +1451,7 @@
     <w:r>
       <w:tab/>
       <w:tab/>
-      <w:t>2026-10-14</w:t>
+      <w:t>2026-10-15</w:t>
       <w:br/>
       <w:br/>
     </w:r>

--- a/klagomål/A 33601-2026 FSC-klagomål.docx
+++ b/klagomål/A 33601-2026 FSC-klagomål.docx
@@ -1451,7 +1451,7 @@
     <w:r>
       <w:tab/>
       <w:tab/>
-      <w:t>2026-10-15</w:t>
+      <w:t>2026-10-16</w:t>
       <w:br/>
       <w:br/>
     </w:r>

--- a/klagomål/A 33601-2026 FSC-klagomål.docx
+++ b/klagomål/A 33601-2026 FSC-klagomål.docx
@@ -1451,7 +1451,7 @@
     <w:r>
       <w:tab/>
       <w:tab/>
-      <w:t>2026-10-16</w:t>
+      <w:t>2026-10-17</w:t>
       <w:br/>
       <w:br/>
     </w:r>

--- a/klagomål/A 33601-2026 FSC-klagomål.docx
+++ b/klagomål/A 33601-2026 FSC-klagomål.docx
@@ -1451,7 +1451,7 @@
     <w:r>
       <w:tab/>
       <w:tab/>
-      <w:t>2026-10-17</w:t>
+      <w:t>2026-10-18</w:t>
       <w:br/>
       <w:br/>
     </w:r>

--- a/klagomål/A 33601-2026 FSC-klagomål.docx
+++ b/klagomål/A 33601-2026 FSC-klagomål.docx
@@ -1451,7 +1451,7 @@
     <w:r>
       <w:tab/>
       <w:tab/>
-      <w:t>2026-10-18</w:t>
+      <w:t>2026-10-19</w:t>
       <w:br/>
       <w:br/>
     </w:r>

--- a/klagomål/A 33601-2026 FSC-klagomål.docx
+++ b/klagomål/A 33601-2026 FSC-klagomål.docx
@@ -1451,7 +1451,7 @@
     <w:r>
       <w:tab/>
       <w:tab/>
-      <w:t>2026-10-19</w:t>
+      <w:t>2026-10-20</w:t>
       <w:br/>
       <w:br/>
     </w:r>

--- a/klagomål/A 33601-2026 FSC-klagomål.docx
+++ b/klagomål/A 33601-2026 FSC-klagomål.docx
@@ -1451,7 +1451,7 @@
     <w:r>
       <w:tab/>
       <w:tab/>
-      <w:t>2026-10-20</w:t>
+      <w:t>2026-10-21</w:t>
       <w:br/>
       <w:br/>
     </w:r>

--- a/klagomål/A 33601-2026 FSC-klagomål.docx
+++ b/klagomål/A 33601-2026 FSC-klagomål.docx
@@ -1451,7 +1451,7 @@
     <w:r>
       <w:tab/>
       <w:tab/>
-      <w:t>2026-10-21</w:t>
+      <w:t>2026-10-22</w:t>
       <w:br/>
       <w:br/>
     </w:r>

--- a/klagomål/A 33601-2026 FSC-klagomål.docx
+++ b/klagomål/A 33601-2026 FSC-klagomål.docx
@@ -1451,7 +1451,7 @@
     <w:r>
       <w:tab/>
       <w:tab/>
-      <w:t>2026-10-22</w:t>
+      <w:t>2026-10-23</w:t>
       <w:br/>
       <w:br/>
     </w:r>

--- a/klagomål/A 33601-2026 FSC-klagomål.docx
+++ b/klagomål/A 33601-2026 FSC-klagomål.docx
@@ -1451,7 +1451,7 @@
     <w:r>
       <w:tab/>
       <w:tab/>
-      <w:t>2026-10-23</w:t>
+      <w:t>2026-10-24</w:t>
       <w:br/>
       <w:br/>
     </w:r>

--- a/klagomål/A 33601-2026 FSC-klagomål.docx
+++ b/klagomål/A 33601-2026 FSC-klagomål.docx
@@ -1451,7 +1451,7 @@
     <w:r>
       <w:tab/>
       <w:tab/>
-      <w:t>2026-10-24</w:t>
+      <w:t>2026-10-25</w:t>
       <w:br/>
       <w:br/>
     </w:r>

--- a/klagomål/A 33601-2026 FSC-klagomål.docx
+++ b/klagomål/A 33601-2026 FSC-klagomål.docx
@@ -1451,7 +1451,7 @@
     <w:r>
       <w:tab/>
       <w:tab/>
-      <w:t>2026-10-25</w:t>
+      <w:t>2026-10-26</w:t>
       <w:br/>
       <w:br/>
     </w:r>

--- a/klagomål/A 33601-2026 FSC-klagomål.docx
+++ b/klagomål/A 33601-2026 FSC-klagomål.docx
@@ -1451,7 +1451,7 @@
     <w:r>
       <w:tab/>
       <w:tab/>
-      <w:t>2026-10-26</w:t>
+      <w:t>2026-10-27</w:t>
       <w:br/>
       <w:br/>
     </w:r>

--- a/klagomål/A 33601-2026 FSC-klagomål.docx
+++ b/klagomål/A 33601-2026 FSC-klagomål.docx
@@ -1451,7 +1451,7 @@
     <w:r>
       <w:tab/>
       <w:tab/>
-      <w:t>2026-10-27</w:t>
+      <w:t>2026-10-28</w:t>
       <w:br/>
       <w:br/>
     </w:r>

--- a/klagomål/A 33601-2026 FSC-klagomål.docx
+++ b/klagomål/A 33601-2026 FSC-klagomål.docx
@@ -1451,7 +1451,7 @@
     <w:r>
       <w:tab/>
       <w:tab/>
-      <w:t>2026-10-28</w:t>
+      <w:t>2026-10-29</w:t>
       <w:br/>
       <w:br/>
     </w:r>

--- a/klagomål/A 33601-2026 FSC-klagomål.docx
+++ b/klagomål/A 33601-2026 FSC-klagomål.docx
@@ -1451,7 +1451,7 @@
     <w:r>
       <w:tab/>
       <w:tab/>
-      <w:t>2026-10-29</w:t>
+      <w:t>2026-10-31</w:t>
       <w:br/>
       <w:br/>
     </w:r>
